--- a/output/【日本国憲法】中間レポート課題【工学部電気工学科・1年・4326091・森木崇允】.docx
+++ b/output/【日本国憲法】中間レポート課題【工学部電気工学科・1年・4326091・森木崇允】.docx
@@ -291,7 +291,7 @@
           <w:sz w:val="21"/>
           <w:rFonts w:eastAsia="ＭＳ 明朝" w:ascii="Century" w:hAnsi="Century"/>
         </w:rPr>
-        <w:t>これらの見解を踏まえたうえで、私自身の考えを述べる。私は、滝井・泉両反対意見や山内の批判の方が説得的だと感じ、多数意見の結論には賛成できない。以下、その理由を三つに分けて述べる。</w:t>
+        <w:t>これらの見解を踏まえたうえで、私自身の考えを述べる。私は、滝井・泉両反対意見や山内の批判の方が説得的だと感じ、多数意見の結論には賛成できない。まず前提として外国人の公務就任権をどう考えるかを述べ、そのうえで多数意見に賛成できない理由を三つに分けて述べる。</w:t>
       </w:r>
     </w:p>
     <w:p>
@@ -305,7 +305,66 @@
           <w:sz w:val="24"/>
           <w:rFonts w:eastAsia="ＭＳ 明朝" w:ascii="Century" w:hAnsi="Century"/>
         </w:rPr>
-        <w:t>（１）国民主権の使い方への疑問</w:t>
+        <w:t>（１）外国人の公務就任権について</w:t>
+      </w:r>
+    </w:p>
+    <w:p>
+      <w:pPr>
+        <w:spacing w:line="360" w:lineRule="auto"/>
+        <w:ind w:firstLine="210"/>
+        <w:jc w:val="both"/>
+      </w:pPr>
+      <w:r>
+        <w:rPr>
+          <w:b w:val="0"/>
+          <w:sz w:val="21"/>
+          <w:rFonts w:eastAsia="ＭＳ 明朝" w:ascii="Century" w:hAnsi="Century"/>
+        </w:rPr>
+        <w:t>髙世・館田・大沢のいずれもが指摘するように、本判決は外国人に公務就任権が憲法上保障されるのかという根本の問いに正面から答えていない。しかし、私自身の見解を述べるには、まずこの点に立場を決めておく必要があると思う。</w:t>
+      </w:r>
+    </w:p>
+    <w:p>
+      <w:pPr>
+        <w:spacing w:line="360" w:lineRule="auto"/>
+        <w:ind w:firstLine="210"/>
+        <w:jc w:val="both"/>
+      </w:pPr>
+      <w:r>
+        <w:rPr>
+          <w:b w:val="0"/>
+          <w:sz w:val="21"/>
+          <w:rFonts w:eastAsia="ＭＳ 明朝" w:ascii="Century" w:hAnsi="Century"/>
+        </w:rPr>
+        <w:t>公務就任権の根拠については、広い意味の参政権とみる説、憲法15条1項に求める説、13条の幸福追求権に求める説、22条1項の職業選択の自由に求める説などがある。このうち、公務就任権を参政権そのものと捉えてしまうと、参政権は性質上日本国民にのみ保障されるという考え方から、外国人には一切及ばないという結論になりやすい。しかし、公務員といっても知事や議員のような統治の担い手から、住民へのサービスを担う一般職員までさまざまであり、そのすべてを参政権の問題として一括りにするのは無理があると思う。館田が整理するように、少なくとも一般職の公務員については、職業選択の自由（憲法22条1項）によって保障されると考えるのが今日の多数説であり、私もこの立場が妥当だと考える。</w:t>
+      </w:r>
+    </w:p>
+    <w:p>
+      <w:pPr>
+        <w:spacing w:line="360" w:lineRule="auto"/>
+        <w:ind w:firstLine="210"/>
+        <w:jc w:val="both"/>
+      </w:pPr>
+      <w:r>
+        <w:rPr>
+          <w:b w:val="0"/>
+          <w:sz w:val="21"/>
+          <w:rFonts w:eastAsia="ＭＳ 明朝" w:ascii="Century" w:hAnsi="Century"/>
+        </w:rPr>
+        <w:t>職業を選ぶ自由は、単に生計を立てる手段の問題にとどまらず、その職業を通じて自分の能力を発揮し自己を実現していくという、人格に深く関わる権利でもある。山内が指摘するように、こうした性質を踏まえれば、公務就任権は外国人にも及ぶ人権であり、平等原則（憲法14条1項）と合わせて考えれば、外国人にも一定の範囲で公務に就く権利が保障されると解すべきである。もちろん、その権利は無制限ではなく、国民主権の原理から本当に日本国籍が必要とされる一部の職については制限が認められる。だが出発点としては、外国人にも公務就任権が保障されることを前提に、制限する側がその合理性を説明すべきだと考える。本判決のように、この前提を明らかにしないまま国民主権を持ち出して制限を正当化するのは、議論の順序として適切でないと思う。</w:t>
+      </w:r>
+    </w:p>
+    <w:p>
+      <w:pPr>
+        <w:spacing w:before="160" w:after="40" w:line="276" w:lineRule="auto"/>
+        <w:jc w:val="left"/>
+      </w:pPr>
+      <w:r>
+        <w:rPr>
+          <w:b/>
+          <w:sz w:val="24"/>
+          <w:rFonts w:eastAsia="ＭＳ 明朝" w:ascii="Century" w:hAnsi="Century"/>
+        </w:rPr>
+        <w:t>（２）国民主権の使い方への疑問</w:t>
       </w:r>
     </w:p>
     <w:p>
@@ -349,7 +408,7 @@
           <w:sz w:val="24"/>
           <w:rFonts w:eastAsia="ＭＳ 明朝" w:ascii="Century" w:hAnsi="Century"/>
         </w:rPr>
-        <w:t>（２）審査基準が緩やかすぎること</w:t>
+        <w:t>（３）審査基準が緩やかすぎること</w:t>
       </w:r>
     </w:p>
     <w:p>
@@ -393,7 +452,7 @@
           <w:sz w:val="24"/>
           <w:rFonts w:eastAsia="ＭＳ 明朝" w:ascii="Century" w:hAnsi="Century"/>
         </w:rPr>
-        <w:t>（３）特別永住者という立場</w:t>
+        <w:t>（４）特別永住者という立場</w:t>
       </w:r>
     </w:p>
     <w:p>
@@ -422,7 +481,7 @@
           <w:sz w:val="24"/>
           <w:rFonts w:eastAsia="ＭＳ 明朝" w:ascii="Century" w:hAnsi="Century"/>
         </w:rPr>
-        <w:t>（４）まとめ</w:t>
+        <w:t>（５）まとめ</w:t>
       </w:r>
     </w:p>
     <w:p>
